--- a/docs/questions/qs-integratingfactors.docx
+++ b/docs/questions/qs-integratingfactors.docx
@@ -52,7 +52,7 @@
         </w:rPr>
         <w:t xml:space="preserve"> </w:t>
       </w:r>
-      <w:hyperlink r:id="rId20">
+      <w:hyperlink r:id="rId9">
         <w:r>
           <w:rPr>
             <w:rStyle w:val="Hyperlink"/>
@@ -70,7 +70,7 @@
         <w:t xml:space="preserve">.</w:t>
       </w:r>
     </w:p>
-    <w:bookmarkStart w:id="21" w:name="q1"/>
+    <w:bookmarkStart w:id="10" w:name="q1"/>
     <w:p>
       <w:pPr>
         <w:pStyle w:val="Heading2"/>
@@ -120,19 +120,21 @@
         <m:r>
           <m:t>P</m:t>
         </m:r>
-        <m:d>
-          <m:dPr>
-            <m:begChr m:val="("/>
-            <m:sepChr m:val=""/>
-            <m:endChr m:val=")"/>
-            <m:grow/>
-          </m:dPr>
-          <m:e>
-            <m:r>
-              <m:t>x</m:t>
-            </m:r>
-          </m:e>
-        </m:d>
+        <m:r>
+          <m:rPr>
+            <m:sty m:val="p"/>
+          </m:rPr>
+          <m:t>(</m:t>
+        </m:r>
+        <m:r>
+          <m:t>x</m:t>
+        </m:r>
+        <m:r>
+          <m:rPr>
+            <m:sty m:val="p"/>
+          </m:rPr>
+          <m:t>)</m:t>
+        </m:r>
         <m:r>
           <m:t>y</m:t>
         </m:r>
@@ -145,19 +147,21 @@
         <m:r>
           <m:t>Q</m:t>
         </m:r>
-        <m:d>
-          <m:dPr>
-            <m:begChr m:val="("/>
-            <m:sepChr m:val=""/>
-            <m:endChr m:val=")"/>
-            <m:grow/>
-          </m:dPr>
-          <m:e>
-            <m:r>
-              <m:t>x</m:t>
-            </m:r>
-          </m:e>
-        </m:d>
+        <m:r>
+          <m:rPr>
+            <m:sty m:val="p"/>
+          </m:rPr>
+          <m:t>(</m:t>
+        </m:r>
+        <m:r>
+          <m:t>x</m:t>
+        </m:r>
+        <m:r>
+          <m:rPr>
+            <m:sty m:val="p"/>
+          </m:rPr>
+          <m:t>)</m:t>
+        </m:r>
       </m:oMath>
       <w:r>
         <w:t xml:space="preserve"> </w:t>
@@ -374,19 +378,21 @@
           </m:rPr>
           <m:t>cos</m:t>
         </m:r>
-        <m:d>
-          <m:dPr>
-            <m:begChr m:val="("/>
-            <m:sepChr m:val=""/>
-            <m:endChr m:val=")"/>
-            <m:grow/>
-          </m:dPr>
-          <m:e>
-            <m:r>
-              <m:t>t</m:t>
-            </m:r>
-          </m:e>
-        </m:d>
+        <m:r>
+          <m:rPr>
+            <m:sty m:val="p"/>
+          </m:rPr>
+          <m:t>(</m:t>
+        </m:r>
+        <m:r>
+          <m:t>t</m:t>
+        </m:r>
+        <m:r>
+          <m:rPr>
+            <m:sty m:val="p"/>
+          </m:rPr>
+          <m:t>)</m:t>
+        </m:r>
         <m:r>
           <m:rPr>
             <m:sty m:val="p"/>
@@ -408,19 +414,21 @@
           </m:rPr>
           <m:t>cos</m:t>
         </m:r>
-        <m:d>
-          <m:dPr>
-            <m:begChr m:val="("/>
-            <m:sepChr m:val=""/>
-            <m:endChr m:val=")"/>
-            <m:grow/>
-          </m:dPr>
-          <m:e>
-            <m:r>
-              <m:t>t</m:t>
-            </m:r>
-          </m:e>
-        </m:d>
+        <m:r>
+          <m:rPr>
+            <m:sty m:val="p"/>
+          </m:rPr>
+          <m:t>(</m:t>
+        </m:r>
+        <m:r>
+          <m:t>t</m:t>
+        </m:r>
+        <m:r>
+          <m:rPr>
+            <m:sty m:val="p"/>
+          </m:rPr>
+          <m:t>)</m:t>
+        </m:r>
       </m:oMath>
       <w:r>
         <w:t xml:space="preserve">.</w:t>
@@ -499,8 +507,8 @@
         <w:t xml:space="preserve">.</w:t>
       </w:r>
     </w:p>
-    <w:bookmarkEnd w:id="21"/>
-    <w:bookmarkStart w:id="22" w:name="q2"/>
+    <w:bookmarkEnd w:id="10"/>
+    <w:bookmarkStart w:id="11" w:name="q2"/>
     <w:p>
       <w:pPr>
         <w:pStyle w:val="Heading2"/>
@@ -517,8 +525,8 @@
         <w:t xml:space="preserve">Find the integrating factor of every question in question 2.</w:t>
       </w:r>
     </w:p>
-    <w:bookmarkEnd w:id="22"/>
-    <w:bookmarkStart w:id="23" w:name="q3"/>
+    <w:bookmarkEnd w:id="11"/>
+    <w:bookmarkStart w:id="12" w:name="q3"/>
     <w:p>
       <w:pPr>
         <w:pStyle w:val="Heading2"/>
@@ -535,8 +543,8 @@
         <w:t xml:space="preserve">Solve each equation in question 2 for the general solution.</w:t>
       </w:r>
     </w:p>
-    <w:bookmarkEnd w:id="23"/>
-    <w:bookmarkStart w:id="24" w:name="q4"/>
+    <w:bookmarkEnd w:id="12"/>
+    <w:bookmarkStart w:id="13" w:name="q4"/>
     <w:p>
       <w:pPr>
         <w:pStyle w:val="Heading2"/>
@@ -559,19 +567,21 @@
         <m:r>
           <m:t>y</m:t>
         </m:r>
-        <m:d>
-          <m:dPr>
-            <m:begChr m:val="("/>
-            <m:sepChr m:val=""/>
-            <m:endChr m:val=")"/>
-            <m:grow/>
-          </m:dPr>
-          <m:e>
-            <m:r>
-              <m:t>0</m:t>
-            </m:r>
-          </m:e>
-        </m:d>
+        <m:r>
+          <m:rPr>
+            <m:sty m:val="p"/>
+          </m:rPr>
+          <m:t>(</m:t>
+        </m:r>
+        <m:r>
+          <m:t>0</m:t>
+        </m:r>
+        <m:r>
+          <m:rPr>
+            <m:sty m:val="p"/>
+          </m:rPr>
+          <m:t>)</m:t>
+        </m:r>
         <m:r>
           <m:rPr>
             <m:sty m:val="p"/>
@@ -600,19 +610,21 @@
         <m:r>
           <m:t>y</m:t>
         </m:r>
-        <m:d>
-          <m:dPr>
-            <m:begChr m:val="("/>
-            <m:sepChr m:val=""/>
-            <m:endChr m:val=")"/>
-            <m:grow/>
-          </m:dPr>
-          <m:e>
-            <m:r>
-              <m:t>1</m:t>
-            </m:r>
-          </m:e>
-        </m:d>
+        <m:r>
+          <m:rPr>
+            <m:sty m:val="p"/>
+          </m:rPr>
+          <m:t>(</m:t>
+        </m:r>
+        <m:r>
+          <m:t>1</m:t>
+        </m:r>
+        <m:r>
+          <m:rPr>
+            <m:sty m:val="p"/>
+          </m:rPr>
+          <m:t>)</m:t>
+        </m:r>
         <m:r>
           <m:rPr>
             <m:sty m:val="p"/>
@@ -641,19 +653,21 @@
         <m:r>
           <m:t>x</m:t>
         </m:r>
-        <m:d>
-          <m:dPr>
-            <m:begChr m:val="("/>
-            <m:sepChr m:val=""/>
-            <m:endChr m:val=")"/>
-            <m:grow/>
-          </m:dPr>
-          <m:e>
-            <m:r>
-              <m:t>0</m:t>
-            </m:r>
-          </m:e>
-        </m:d>
+        <m:r>
+          <m:rPr>
+            <m:sty m:val="p"/>
+          </m:rPr>
+          <m:t>(</m:t>
+        </m:r>
+        <m:r>
+          <m:t>0</m:t>
+        </m:r>
+        <m:r>
+          <m:rPr>
+            <m:sty m:val="p"/>
+          </m:rPr>
+          <m:t>)</m:t>
+        </m:r>
         <m:r>
           <m:rPr>
             <m:sty m:val="p"/>
@@ -682,19 +696,21 @@
         <m:r>
           <m:t>y</m:t>
         </m:r>
-        <m:d>
-          <m:dPr>
-            <m:begChr m:val="("/>
-            <m:sepChr m:val=""/>
-            <m:endChr m:val=")"/>
-            <m:grow/>
-          </m:dPr>
-          <m:e>
-            <m:r>
-              <m:t>2</m:t>
-            </m:r>
-          </m:e>
-        </m:d>
+        <m:r>
+          <m:rPr>
+            <m:sty m:val="p"/>
+          </m:rPr>
+          <m:t>(</m:t>
+        </m:r>
+        <m:r>
+          <m:t>2</m:t>
+        </m:r>
+        <m:r>
+          <m:rPr>
+            <m:sty m:val="p"/>
+          </m:rPr>
+          <m:t>)</m:t>
+        </m:r>
         <m:r>
           <m:rPr>
             <m:sty m:val="p"/>
@@ -709,8 +725,8 @@
         <w:t xml:space="preserve">.</w:t>
       </w:r>
     </w:p>
-    <w:bookmarkEnd w:id="24"/>
-    <w:bookmarkStart w:id="26" w:name="q5"/>
+    <w:bookmarkEnd w:id="13"/>
+    <w:bookmarkStart w:id="15" w:name="q5"/>
     <w:p>
       <w:pPr>
         <w:pStyle w:val="Heading2"/>
@@ -963,19 +979,21 @@
           </m:rPr>
           <m:t>cos</m:t>
         </m:r>
-        <m:d>
-          <m:dPr>
-            <m:begChr m:val="("/>
-            <m:sepChr m:val=""/>
-            <m:endChr m:val=")"/>
-            <m:grow/>
-          </m:dPr>
-          <m:e>
-            <m:r>
-              <m:t>x</m:t>
-            </m:r>
-          </m:e>
-        </m:d>
+        <m:r>
+          <m:rPr>
+            <m:sty m:val="p"/>
+          </m:rPr>
+          <m:t>(</m:t>
+        </m:r>
+        <m:r>
+          <m:t>x</m:t>
+        </m:r>
+        <m:r>
+          <m:rPr>
+            <m:sty m:val="p"/>
+          </m:rPr>
+          <m:t>)</m:t>
+        </m:r>
         <m:r>
           <m:rPr>
             <m:sty m:val="p"/>
@@ -1000,19 +1018,21 @@
           </m:rPr>
           <m:t>cot</m:t>
         </m:r>
-        <m:d>
-          <m:dPr>
-            <m:begChr m:val="("/>
-            <m:sepChr m:val=""/>
-            <m:endChr m:val=")"/>
-            <m:grow/>
-          </m:dPr>
-          <m:e>
-            <m:r>
-              <m:t>x</m:t>
-            </m:r>
-          </m:e>
-        </m:d>
+        <m:r>
+          <m:rPr>
+            <m:sty m:val="p"/>
+          </m:rPr>
+          <m:t>(</m:t>
+        </m:r>
+        <m:r>
+          <m:t>x</m:t>
+        </m:r>
+        <m:r>
+          <m:rPr>
+            <m:sty m:val="p"/>
+          </m:rPr>
+          <m:t>)</m:t>
+        </m:r>
       </m:oMath>
       <w:r>
         <w:t xml:space="preserve"> </w:t>
@@ -1027,31 +1047,33 @@
         <m:r>
           <m:t>y</m:t>
         </m:r>
-        <m:d>
-          <m:dPr>
-            <m:begChr m:val="("/>
-            <m:sepChr m:val=""/>
-            <m:endChr m:val=")"/>
-            <m:grow/>
-          </m:dPr>
-          <m:e>
-            <m:f>
-              <m:fPr>
-                <m:type m:val="bar"/>
-              </m:fPr>
-              <m:num>
-                <m:r>
-                  <m:t>π</m:t>
-                </m:r>
-              </m:num>
-              <m:den>
-                <m:r>
-                  <m:t>2</m:t>
-                </m:r>
-              </m:den>
-            </m:f>
-          </m:e>
-        </m:d>
+        <m:r>
+          <m:rPr>
+            <m:sty m:val="p"/>
+          </m:rPr>
+          <m:t>(</m:t>
+        </m:r>
+        <m:f>
+          <m:fPr>
+            <m:type m:val="bar"/>
+          </m:fPr>
+          <m:num>
+            <m:r>
+              <m:t>π</m:t>
+            </m:r>
+          </m:num>
+          <m:den>
+            <m:r>
+              <m:t>2</m:t>
+            </m:r>
+          </m:den>
+        </m:f>
+        <m:r>
+          <m:rPr>
+            <m:sty m:val="p"/>
+          </m:rPr>
+          <m:t>)</m:t>
+        </m:r>
         <m:r>
           <m:rPr>
             <m:sty m:val="p"/>
@@ -1164,19 +1186,21 @@
           </m:rPr>
           <m:t>sin</m:t>
         </m:r>
-        <m:d>
-          <m:dPr>
-            <m:begChr m:val="("/>
-            <m:sepChr m:val=""/>
-            <m:endChr m:val=")"/>
-            <m:grow/>
-          </m:dPr>
-          <m:e>
-            <m:r>
-              <m:t>x</m:t>
-            </m:r>
-          </m:e>
-        </m:d>
+        <m:r>
+          <m:rPr>
+            <m:sty m:val="p"/>
+          </m:rPr>
+          <m:t>(</m:t>
+        </m:r>
+        <m:r>
+          <m:t>x</m:t>
+        </m:r>
+        <m:r>
+          <m:rPr>
+            <m:sty m:val="p"/>
+          </m:rPr>
+          <m:t>)</m:t>
+        </m:r>
       </m:oMath>
       <w:r>
         <w:t xml:space="preserve"> </w:t>
@@ -1191,19 +1215,21 @@
         <m:r>
           <m:t>y</m:t>
         </m:r>
-        <m:d>
-          <m:dPr>
-            <m:begChr m:val="("/>
-            <m:sepChr m:val=""/>
-            <m:endChr m:val=")"/>
-            <m:grow/>
-          </m:dPr>
-          <m:e>
-            <m:r>
-              <m:t>0</m:t>
-            </m:r>
-          </m:e>
-        </m:d>
+        <m:r>
+          <m:rPr>
+            <m:sty m:val="p"/>
+          </m:rPr>
+          <m:t>(</m:t>
+        </m:r>
+        <m:r>
+          <m:t>0</m:t>
+        </m:r>
+        <m:r>
+          <m:rPr>
+            <m:sty m:val="p"/>
+          </m:rPr>
+          <m:t>)</m:t>
+        </m:r>
         <m:r>
           <m:rPr>
             <m:sty m:val="p"/>
@@ -1229,7 +1255,7 @@
       <w:pPr>
         <w:pStyle w:val="FirstParagraph"/>
       </w:pPr>
-      <w:hyperlink r:id="rId25">
+      <w:hyperlink r:id="rId14">
         <w:r>
           <w:rPr>
             <w:rStyle w:val="Hyperlink"/>
@@ -1245,8 +1271,8 @@
         </w:pict>
       </w:r>
     </w:p>
-    <w:bookmarkEnd w:id="26"/>
-    <w:bookmarkStart w:id="28" w:name="version-history-and-licensing"/>
+    <w:bookmarkEnd w:id="15"/>
+    <w:bookmarkStart w:id="17" w:name="version-history-and-licensing"/>
     <w:p>
       <w:pPr>
         <w:pStyle w:val="Heading2"/>
@@ -1267,7 +1293,7 @@
       <w:pPr>
         <w:pStyle w:val="BodyText"/>
       </w:pPr>
-      <w:hyperlink r:id="rId27">
+      <w:hyperlink r:id="rId16">
         <w:r>
           <w:rPr>
             <w:rStyle w:val="Hyperlink"/>
@@ -1276,7 +1302,7 @@
         </w:r>
       </w:hyperlink>
     </w:p>
-    <w:bookmarkEnd w:id="28"/>
+    <w:bookmarkEnd w:id="17"/>
     <w:sectPr>
       <w:pgSz w:h="15840" w:w="12240"/>
       <w:pgMar w:bottom="1440" w:footer="720" w:gutter="0" w:header="720" w:left="1440" w:right="1440" w:top="1440"/>
